--- a/swh/docx/022.content.docx
+++ b/swh/docx/022.content.docx
@@ -150,26 +150,6 @@
           <w:lang w:val="sw_KE" w:bidi="sw_KE"/>
         </w:rPr>
         <w:t>U</w:t>
-      </w:r>
-      <w:r>
-        <w:rPr>
-          <w:lang w:val="sw_KE" w:bidi="sw_KE"/>
-        </w:rPr>
-      </w:r>
-    </w:p>
-    <w:p>
-      <w:pPr/>
-      <w:r>
-        <w:rPr>
-          <w:lang w:val="sw_KE" w:bidi="sw_KE"/>
-        </w:rPr>
-      </w:r>
-      <w:r>
-        <w:rPr>
-          <w:i/>
-          <w:lang w:val="sw_KE" w:bidi="sw_KE"/>
-        </w:rPr>
-        <w:t>Uaminifu wa Mungu kwa Watu Wake, Uasi na Upya, Uasi wa imani, Ubatizo, Ubora wa Mwana, Ufalme, Ufalme wa ahadi ya Mungu, ufufuo katika Agano la Kale, Ufufuo wa Wafu, Ufufuo wa Yesu, Ufunuo wa Asili, Ugumba, Uharibifu Kamili, Ujasiri wa Nehemia kwa Mungu, Ujenzi upya wa Yerusalemu, Ujinsia wa Binadamu, Ujumbe Dhidi ya Mataifa, Ujumbe wa Habari Njema, Ujumbe wa upatanisho, Ukandamizaji wa Watu wa Mungu, Ukomavu wa Kiroho, Ukuaji wa kanisa, Ukuu wa Kimungu na Wajibu wa Binadamu, Ukuu wa Mungu, Ulimwengu, Unafiki wa Kidini, Uongozi Wa kuezesha Wengine, Uongozi wenye Mvuto, Upatanisho, Upekee wa Mungu, Upendo katika Jamii ya Kristo, Upendo wa Agano la Mungu, Upendo wa Mungu kwa Israeli, Upya wa Kiroho katika Manabii wa Mwisho, Uraia katika Ufalme, Usafi na Utambulisho, Usalama na Utii, Ushauri kutoka kwa Wengine, Usiku wa Mwisho wa Yesu, Utajiri na Umaskini katika Fasihi ya Hekima, Utakatifu Kamili wa Mungu, Utakatifu kwa Uhusiano, Utakatifu na Usafi wa Kijinsia, Utakatifu wa Watu wa Mungu, Utambulisho wa Jamii, Utawala na Nguvu ya Mungu Juu ya Mataifa Yote, Utukufu wa Mungu, Utukufu wa Mungu na Watu Wake, Utumwa, Uumbaji, Uvamizi, Uvivu na Kazi Ngumu, Uvumilivu, Uvumulivu, Uvuvi katika Galilaya, Uwepo wa Mungu katika Zaburi, Uwepo wa Roho, Uwepo wa Roho Mtakatifu, Uwezeshaji wa Roho, Uzuri katika Asili, Uzushi wa Wakristo wa Mapema</w:t>
       </w:r>
       <w:r>
         <w:rPr>

--- a/swh/docx/022.content.docx
+++ b/swh/docx/022.content.docx
@@ -19,7 +19,7 @@
         <w:rPr>
           <w:lang w:val="sw_KE" w:bidi="sw_KE"/>
         </w:rPr>
-        <w:t>Resource: Study Notes - Themes (Tyndale)</w:t>
+        <w:t>Resource: Tyndale Open Study Notes</w:t>
       </w:r>
       <w:r>
         <w:rPr>
@@ -112,7 +112,7 @@
         <w:rPr>
           <w:lang w:val="sw_KE" w:bidi="sw_KE"/>
         </w:rPr>
-        <w:t>Study Notes - Themes (Tyndale)</w:t>
+        <w:t>Tyndale Open Study Notes</w:t>
       </w:r>
     </w:p>
     <w:p>

--- a/swh/docx/022.content.docx
+++ b/swh/docx/022.content.docx
@@ -19,7 +19,7 @@
         <w:rPr>
           <w:lang w:val="sw_KE" w:bidi="sw_KE"/>
         </w:rPr>
-        <w:t>Resource: Tyndale Open Study Notes</w:t>
+        <w:t>Resource: Aquifer Open Study Notes (Themes)</w:t>
       </w:r>
       <w:r>
         <w:rPr>
@@ -112,7 +112,7 @@
         <w:rPr>
           <w:lang w:val="sw_KE" w:bidi="sw_KE"/>
         </w:rPr>
-        <w:t>Tyndale Open Study Notes</w:t>
+        <w:t>Aquifer Open Study Notes (Themes)</w:t>
       </w:r>
     </w:p>
     <w:p>

--- a/swh/docx/022.content.docx
+++ b/swh/docx/022.content.docx
@@ -233,162 +233,108 @@
         </w:rPr>
         <w:t xml:space="preserve">Mikusanyiko ya kwanza ya kanisa yalikuwa ya ghafla na Roho wa Mungu alitoa zawadi kwa njia maalum (tazama </w:t>
       </w:r>
-      <w:hyperlink r:id="rId13">
-        <w:r>
-          <w:rPr>
-            <w:lang w:val="sw_KE" w:bidi="sw_KE"/>
-          </w:rPr>
-          <w:rPr>
-            <w:color w:val="0000EE"/>
-            <w:u w:val="single"/>
-          </w:rPr>
-          <w:t>1 Wakorintho 14:26–33</w:t>
-        </w:r>
-      </w:hyperlink>
+      <w:r>
+        <w:rPr>
+          <w:lang w:val="sw_KE" w:bidi="sw_KE"/>
+        </w:rPr>
+        <w:t>1 Wakorintho 14:26–33</w:t>
+      </w:r>
       <w:r>
         <w:rPr>
           <w:lang w:val="sw_KE" w:bidi="sw_KE"/>
         </w:rPr>
         <w:t>). Mitume kwa ujumla waliwaongoza jumuiya za Kikristo pamoja na wazee huko Yerusalemu (</w:t>
       </w:r>
-      <w:hyperlink r:id="rId14">
-        <w:r>
-          <w:rPr>
-            <w:lang w:val="sw_KE" w:bidi="sw_KE"/>
-          </w:rPr>
-          <w:rPr>
-            <w:color w:val="0000EE"/>
-            <w:u w:val="single"/>
-          </w:rPr>
-          <w:t>Matendo 6:2</w:t>
-        </w:r>
-      </w:hyperlink>
+      <w:r>
+        <w:rPr>
+          <w:lang w:val="sw_KE" w:bidi="sw_KE"/>
+        </w:rPr>
+        <w:t>Matendo 6:2</w:t>
+      </w:r>
       <w:r>
         <w:rPr>
           <w:lang w:val="sw_KE" w:bidi="sw_KE"/>
         </w:rPr>
         <w:t xml:space="preserve">; </w:t>
       </w:r>
-      <w:hyperlink r:id="rId15">
-        <w:r>
-          <w:rPr>
-            <w:lang w:val="sw_KE" w:bidi="sw_KE"/>
-          </w:rPr>
-          <w:rPr>
-            <w:color w:val="0000EE"/>
-            <w:u w:val="single"/>
-          </w:rPr>
-          <w:t>8:14</w:t>
-        </w:r>
-      </w:hyperlink>
+      <w:r>
+        <w:rPr>
+          <w:lang w:val="sw_KE" w:bidi="sw_KE"/>
+        </w:rPr>
+        <w:t>8:14</w:t>
+      </w:r>
       <w:r>
         <w:rPr>
           <w:lang w:val="sw_KE" w:bidi="sw_KE"/>
         </w:rPr>
         <w:t xml:space="preserve">; </w:t>
       </w:r>
-      <w:hyperlink r:id="rId16">
-        <w:r>
-          <w:rPr>
-            <w:lang w:val="sw_KE" w:bidi="sw_KE"/>
-          </w:rPr>
-          <w:rPr>
-            <w:color w:val="0000EE"/>
-            <w:u w:val="single"/>
-          </w:rPr>
-          <w:t>14:23</w:t>
-        </w:r>
-      </w:hyperlink>
+      <w:r>
+        <w:rPr>
+          <w:lang w:val="sw_KE" w:bidi="sw_KE"/>
+        </w:rPr>
+        <w:t>14:23</w:t>
+      </w:r>
       <w:r>
         <w:rPr>
           <w:lang w:val="sw_KE" w:bidi="sw_KE"/>
         </w:rPr>
         <w:t xml:space="preserve">; </w:t>
       </w:r>
-      <w:hyperlink r:id="rId17">
-        <w:r>
-          <w:rPr>
-            <w:lang w:val="sw_KE" w:bidi="sw_KE"/>
-          </w:rPr>
-          <w:rPr>
-            <w:color w:val="0000EE"/>
-            <w:u w:val="single"/>
-          </w:rPr>
-          <w:t>Matendo 15:4</w:t>
-        </w:r>
-      </w:hyperlink>
+      <w:r>
+        <w:rPr>
+          <w:lang w:val="sw_KE" w:bidi="sw_KE"/>
+        </w:rPr>
+        <w:t>Matendo 15:4</w:t>
+      </w:r>
       <w:r>
         <w:rPr>
           <w:lang w:val="sw_KE" w:bidi="sw_KE"/>
         </w:rPr>
         <w:t xml:space="preserve">, </w:t>
       </w:r>
-      <w:hyperlink r:id="rId18">
-        <w:r>
-          <w:rPr>
-            <w:lang w:val="sw_KE" w:bidi="sw_KE"/>
-          </w:rPr>
-          <w:rPr>
-            <w:color w:val="0000EE"/>
-            <w:u w:val="single"/>
-          </w:rPr>
-          <w:t>6</w:t>
-        </w:r>
-      </w:hyperlink>
+      <w:r>
+        <w:rPr>
+          <w:lang w:val="sw_KE" w:bidi="sw_KE"/>
+        </w:rPr>
+        <w:t>6</w:t>
+      </w:r>
       <w:r>
         <w:rPr>
           <w:lang w:val="sw_KE" w:bidi="sw_KE"/>
         </w:rPr>
         <w:t xml:space="preserve">, </w:t>
       </w:r>
-      <w:hyperlink r:id="rId19">
-        <w:r>
-          <w:rPr>
-            <w:lang w:val="sw_KE" w:bidi="sw_KE"/>
-          </w:rPr>
-          <w:rPr>
-            <w:color w:val="0000EE"/>
-            <w:u w:val="single"/>
-          </w:rPr>
-          <w:t>22–23</w:t>
-        </w:r>
-      </w:hyperlink>
+      <w:r>
+        <w:rPr>
+          <w:lang w:val="sw_KE" w:bidi="sw_KE"/>
+        </w:rPr>
+        <w:t>22–23</w:t>
+      </w:r>
       <w:r>
         <w:rPr>
           <w:lang w:val="sw_KE" w:bidi="sw_KE"/>
         </w:rPr>
         <w:t xml:space="preserve">). Mifano ya sinagogi la Kiyahudi na Greco-Roman ilishawishi majukumu yao. Vyeo na majukumu ya viongozi wa Kikristo nje ya Yerusalemu yalikuwa yanabadilika (kwa mfano </w:t>
       </w:r>
-      <w:hyperlink r:id="rId20">
-        <w:r>
-          <w:rPr>
-            <w:lang w:val="sw_KE" w:bidi="sw_KE"/>
-          </w:rPr>
-          <w:rPr>
-            <w:color w:val="0000EE"/>
-            <w:u w:val="single"/>
-          </w:rPr>
-          <w:t>Matendo 6:1–6</w:t>
-        </w:r>
-      </w:hyperlink>
+      <w:r>
+        <w:rPr>
+          <w:lang w:val="sw_KE" w:bidi="sw_KE"/>
+        </w:rPr>
+        <w:t>Matendo 6:1–6</w:t>
+      </w:r>
       <w:r>
         <w:rPr>
           <w:lang w:val="sw_KE" w:bidi="sw_KE"/>
         </w:rPr>
         <w:t xml:space="preserve">; </w:t>
       </w:r>
-      <w:hyperlink r:id="rId21">
-        <w:r>
-          <w:rPr>
-            <w:lang w:val="sw_KE" w:bidi="sw_KE"/>
-          </w:rPr>
-          <w:rPr>
-            <w:color w:val="0000EE"/>
-            <w:u w:val="single"/>
-          </w:rPr>
-          <w:t>13:1–3</w:t>
-        </w:r>
-      </w:hyperlink>
+      <w:r>
+        <w:rPr>
+          <w:lang w:val="sw_KE" w:bidi="sw_KE"/>
+        </w:rPr>
+        <w:t>13:1–3</w:t>
+      </w:r>
       <w:r>
         <w:rPr>
           <w:lang w:val="sw_KE" w:bidi="sw_KE"/>
@@ -409,108 +355,72 @@
         </w:rPr>
         <w:t xml:space="preserve">Walimu na manabii walikuwa na majukumu muhimu katika mikutano ya kanisa (tazama </w:t>
       </w:r>
-      <w:hyperlink r:id="rId22">
-        <w:r>
-          <w:rPr>
-            <w:lang w:val="sw_KE" w:bidi="sw_KE"/>
-          </w:rPr>
-          <w:rPr>
-            <w:color w:val="0000EE"/>
-            <w:u w:val="single"/>
-          </w:rPr>
-          <w:t>Matendo 11:27–30</w:t>
-        </w:r>
-      </w:hyperlink>
+      <w:r>
+        <w:rPr>
+          <w:lang w:val="sw_KE" w:bidi="sw_KE"/>
+        </w:rPr>
+        <w:t>Matendo 11:27–30</w:t>
+      </w:r>
       <w:r>
         <w:rPr>
           <w:lang w:val="sw_KE" w:bidi="sw_KE"/>
         </w:rPr>
         <w:t xml:space="preserve">; </w:t>
       </w:r>
-      <w:hyperlink r:id="rId23">
-        <w:r>
-          <w:rPr>
-            <w:lang w:val="sw_KE" w:bidi="sw_KE"/>
-          </w:rPr>
-          <w:rPr>
-            <w:color w:val="0000EE"/>
-            <w:u w:val="single"/>
-          </w:rPr>
-          <w:t>1 Wakorintho 14:26–40</w:t>
-        </w:r>
-      </w:hyperlink>
+      <w:r>
+        <w:rPr>
+          <w:lang w:val="sw_KE" w:bidi="sw_KE"/>
+        </w:rPr>
+        <w:t>1 Wakorintho 14:26–40</w:t>
+      </w:r>
       <w:r>
         <w:rPr>
           <w:lang w:val="sw_KE" w:bidi="sw_KE"/>
         </w:rPr>
         <w:t>). Mitume mara nyingi walianzisha makanisa kabla ya kuteua "wazee" (</w:t>
       </w:r>
-      <w:hyperlink r:id="rId24">
-        <w:r>
-          <w:rPr>
-            <w:lang w:val="sw_KE" w:bidi="sw_KE"/>
-          </w:rPr>
-          <w:rPr>
-            <w:color w:val="0000EE"/>
-            <w:u w:val="single"/>
-          </w:rPr>
-          <w:t>Tito 1:5</w:t>
-        </w:r>
-      </w:hyperlink>
+      <w:r>
+        <w:rPr>
+          <w:lang w:val="sw_KE" w:bidi="sw_KE"/>
+        </w:rPr>
+        <w:t>Tito 1:5</w:t>
+      </w:r>
       <w:r>
         <w:rPr>
           <w:lang w:val="sw_KE" w:bidi="sw_KE"/>
         </w:rPr>
         <w:t xml:space="preserve">; </w:t>
       </w:r>
-      <w:hyperlink r:id="rId16">
-        <w:r>
-          <w:rPr>
-            <w:lang w:val="sw_KE" w:bidi="sw_KE"/>
-          </w:rPr>
-          <w:rPr>
-            <w:color w:val="0000EE"/>
-            <w:u w:val="single"/>
-          </w:rPr>
-          <w:t>Matendo 14:23</w:t>
-        </w:r>
-      </w:hyperlink>
+      <w:r>
+        <w:rPr>
+          <w:lang w:val="sw_KE" w:bidi="sw_KE"/>
+        </w:rPr>
+        <w:t>Matendo 14:23</w:t>
+      </w:r>
       <w:r>
         <w:rPr>
           <w:lang w:val="sw_KE" w:bidi="sw_KE"/>
         </w:rPr>
         <w:t xml:space="preserve">). Uteuzi huu ulitegemea karama za kiroho na wakati mwingine umri (tazama </w:t>
       </w:r>
-      <w:hyperlink r:id="rId25">
-        <w:r>
-          <w:rPr>
-            <w:lang w:val="sw_KE" w:bidi="sw_KE"/>
-          </w:rPr>
-          <w:rPr>
-            <w:color w:val="0000EE"/>
-            <w:u w:val="single"/>
-          </w:rPr>
-          <w:t>1 Wakorintho 12:28–30</w:t>
-        </w:r>
-      </w:hyperlink>
+      <w:r>
+        <w:rPr>
+          <w:lang w:val="sw_KE" w:bidi="sw_KE"/>
+        </w:rPr>
+        <w:t>1 Wakorintho 12:28–30</w:t>
+      </w:r>
       <w:r>
         <w:rPr>
           <w:lang w:val="sw_KE" w:bidi="sw_KE"/>
         </w:rPr>
         <w:t xml:space="preserve">; </w:t>
       </w:r>
-      <w:hyperlink r:id="rId26">
-        <w:r>
-          <w:rPr>
-            <w:lang w:val="sw_KE" w:bidi="sw_KE"/>
-          </w:rPr>
-          <w:rPr>
-            <w:color w:val="0000EE"/>
-            <w:u w:val="single"/>
-          </w:rPr>
-          <w:t>Waefeso 4:11–13</w:t>
-        </w:r>
-      </w:hyperlink>
+      <w:r>
+        <w:rPr>
+          <w:lang w:val="sw_KE" w:bidi="sw_KE"/>
+        </w:rPr>
+        <w:t>Waefeso 4:11–13</w:t>
+      </w:r>
       <w:r>
         <w:rPr>
           <w:lang w:val="sw_KE" w:bidi="sw_KE"/>
@@ -545,18 +455,12 @@
         </w:rPr>
         <w:t xml:space="preserve">Vinginevyo, masuala yaliyotajwa katika </w:t>
       </w:r>
-      <w:hyperlink r:id="rId13">
-        <w:r>
-          <w:rPr>
-            <w:lang w:val="sw_KE" w:bidi="sw_KE"/>
-          </w:rPr>
-          <w:rPr>
-            <w:color w:val="0000EE"/>
-            <w:u w:val="single"/>
-          </w:rPr>
-          <w:t>1 Wakorintho 14:26–33</w:t>
-        </w:r>
-      </w:hyperlink>
+      <w:r>
+        <w:rPr>
+          <w:lang w:val="sw_KE" w:bidi="sw_KE"/>
+        </w:rPr>
+        <w:t>1 Wakorintho 14:26–33</w:t>
+      </w:r>
       <w:r>
         <w:rPr>
           <w:lang w:val="sw_KE" w:bidi="sw_KE"/>
@@ -577,126 +481,84 @@
         </w:rPr>
         <w:t xml:space="preserve">Mtume Paulo aliathiri na kuongoza watu na maeneo ambako alishiriki habari njema. Hata hivyo, hakuna ushahidi kwamba Paulo alikusudia kuunda mfumo wa kutawala makanisa yote katika maeneo haya. Paulo alitarajia waangalizi waendelee na majukumu ya kufundisha injili na kudumisha nidhamu chini ya majukumu mapana na mamlaka ya mitume. Kama viongozi wa kanisa la eneo, walikuwa na mamlaka halisi na ya kipekee katika jamii zao (tazama </w:t>
       </w:r>
-      <w:hyperlink r:id="rId27">
-        <w:r>
-          <w:rPr>
-            <w:lang w:val="sw_KE" w:bidi="sw_KE"/>
-          </w:rPr>
-          <w:rPr>
-            <w:color w:val="0000EE"/>
-            <w:u w:val="single"/>
-          </w:rPr>
-          <w:t>1 Wakorintho 5:3–5</w:t>
-        </w:r>
-      </w:hyperlink>
+      <w:r>
+        <w:rPr>
+          <w:lang w:val="sw_KE" w:bidi="sw_KE"/>
+        </w:rPr>
+        <w:t>1 Wakorintho 5:3–5</w:t>
+      </w:r>
       <w:r>
         <w:rPr>
           <w:lang w:val="sw_KE" w:bidi="sw_KE"/>
         </w:rPr>
         <w:t xml:space="preserve">; </w:t>
       </w:r>
-      <w:hyperlink r:id="rId28">
-        <w:r>
-          <w:rPr>
-            <w:lang w:val="sw_KE" w:bidi="sw_KE"/>
-          </w:rPr>
-          <w:rPr>
-            <w:color w:val="0000EE"/>
-            <w:u w:val="single"/>
-          </w:rPr>
-          <w:t>1 Timotheo 4:11–16</w:t>
-        </w:r>
-      </w:hyperlink>
+      <w:r>
+        <w:rPr>
+          <w:lang w:val="sw_KE" w:bidi="sw_KE"/>
+        </w:rPr>
+        <w:t>1 Timotheo 4:11–16</w:t>
+      </w:r>
       <w:r>
         <w:rPr>
           <w:lang w:val="sw_KE" w:bidi="sw_KE"/>
         </w:rPr>
         <w:t xml:space="preserve">; </w:t>
       </w:r>
-      <w:hyperlink r:id="rId29">
-        <w:r>
-          <w:rPr>
-            <w:lang w:val="sw_KE" w:bidi="sw_KE"/>
-          </w:rPr>
-          <w:rPr>
-            <w:color w:val="0000EE"/>
-            <w:u w:val="single"/>
-          </w:rPr>
-          <w:t>5:19–22</w:t>
-        </w:r>
-      </w:hyperlink>
+      <w:r>
+        <w:rPr>
+          <w:lang w:val="sw_KE" w:bidi="sw_KE"/>
+        </w:rPr>
+        <w:t>5:19–22</w:t>
+      </w:r>
       <w:r>
         <w:rPr>
           <w:lang w:val="sw_KE" w:bidi="sw_KE"/>
         </w:rPr>
         <w:t xml:space="preserve">; </w:t>
       </w:r>
-      <w:hyperlink r:id="rId30">
-        <w:r>
-          <w:rPr>
-            <w:lang w:val="sw_KE" w:bidi="sw_KE"/>
-          </w:rPr>
-          <w:rPr>
-            <w:color w:val="0000EE"/>
-            <w:u w:val="single"/>
-          </w:rPr>
-          <w:t>2 Timotheo 2:14–19</w:t>
-        </w:r>
-      </w:hyperlink>
+      <w:r>
+        <w:rPr>
+          <w:lang w:val="sw_KE" w:bidi="sw_KE"/>
+        </w:rPr>
+        <w:t>2 Timotheo 2:14–19</w:t>
+      </w:r>
       <w:r>
         <w:rPr>
           <w:lang w:val="sw_KE" w:bidi="sw_KE"/>
         </w:rPr>
         <w:t xml:space="preserve">, </w:t>
       </w:r>
-      <w:hyperlink r:id="rId31">
-        <w:r>
-          <w:rPr>
-            <w:lang w:val="sw_KE" w:bidi="sw_KE"/>
-          </w:rPr>
-          <w:rPr>
-            <w:color w:val="0000EE"/>
-            <w:u w:val="single"/>
-          </w:rPr>
-          <w:t>25–26</w:t>
-        </w:r>
-      </w:hyperlink>
+      <w:r>
+        <w:rPr>
+          <w:lang w:val="sw_KE" w:bidi="sw_KE"/>
+        </w:rPr>
+        <w:t>25–26</w:t>
+      </w:r>
       <w:r>
         <w:rPr>
           <w:lang w:val="sw_KE" w:bidi="sw_KE"/>
         </w:rPr>
         <w:t xml:space="preserve">; </w:t>
       </w:r>
-      <w:hyperlink r:id="rId32">
-        <w:r>
-          <w:rPr>
-            <w:lang w:val="sw_KE" w:bidi="sw_KE"/>
-          </w:rPr>
-          <w:rPr>
-            <w:color w:val="0000EE"/>
-            <w:u w:val="single"/>
-          </w:rPr>
-          <w:t>Tito 2:15</w:t>
-        </w:r>
-      </w:hyperlink>
+      <w:r>
+        <w:rPr>
+          <w:lang w:val="sw_KE" w:bidi="sw_KE"/>
+        </w:rPr>
+        <w:t>Tito 2:15</w:t>
+      </w:r>
       <w:r>
         <w:rPr>
           <w:lang w:val="sw_KE" w:bidi="sw_KE"/>
         </w:rPr>
         <w:t xml:space="preserve">; </w:t>
       </w:r>
-      <w:hyperlink r:id="rId33">
-        <w:r>
-          <w:rPr>
-            <w:lang w:val="sw_KE" w:bidi="sw_KE"/>
-          </w:rPr>
-          <w:rPr>
-            <w:color w:val="0000EE"/>
-            <w:u w:val="single"/>
-          </w:rPr>
-          <w:t>3:10–11</w:t>
-        </w:r>
-      </w:hyperlink>
+      <w:r>
+        <w:rPr>
+          <w:lang w:val="sw_KE" w:bidi="sw_KE"/>
+        </w:rPr>
+        <w:t>3:10–11</w:t>
+      </w:r>
       <w:r>
         <w:rPr>
           <w:lang w:val="sw_KE" w:bidi="sw_KE"/>
@@ -726,252 +588,168 @@
           <w:lang w:val="sw_KE" w:bidi="sw_KE"/>
         </w:rPr>
       </w:r>
-      <w:hyperlink r:id="rId20">
-        <w:r>
-          <w:rPr>
-            <w:lang w:val="sw_KE" w:bidi="sw_KE"/>
-          </w:rPr>
-          <w:rPr>
-            <w:color w:val="0000EE"/>
-            <w:u w:val="single"/>
-          </w:rPr>
-          <w:t>Matendo 6:1–6</w:t>
-        </w:r>
-      </w:hyperlink>
+      <w:r>
+        <w:rPr>
+          <w:lang w:val="sw_KE" w:bidi="sw_KE"/>
+        </w:rPr>
+        <w:t>Matendo 6:1–6</w:t>
+      </w:r>
       <w:r>
         <w:rPr>
           <w:lang w:val="sw_KE" w:bidi="sw_KE"/>
         </w:rPr>
         <w:t xml:space="preserve">; </w:t>
       </w:r>
-      <w:hyperlink r:id="rId21">
-        <w:r>
-          <w:rPr>
-            <w:lang w:val="sw_KE" w:bidi="sw_KE"/>
-          </w:rPr>
-          <w:rPr>
-            <w:color w:val="0000EE"/>
-            <w:u w:val="single"/>
-          </w:rPr>
-          <w:t>13:1–3</w:t>
-        </w:r>
-      </w:hyperlink>
+      <w:r>
+        <w:rPr>
+          <w:lang w:val="sw_KE" w:bidi="sw_KE"/>
+        </w:rPr>
+        <w:t>13:1–3</w:t>
+      </w:r>
       <w:r>
         <w:rPr>
           <w:lang w:val="sw_KE" w:bidi="sw_KE"/>
         </w:rPr>
         <w:t xml:space="preserve">; </w:t>
       </w:r>
-      <w:hyperlink r:id="rId16">
-        <w:r>
-          <w:rPr>
-            <w:lang w:val="sw_KE" w:bidi="sw_KE"/>
-          </w:rPr>
-          <w:rPr>
-            <w:color w:val="0000EE"/>
-            <w:u w:val="single"/>
-          </w:rPr>
-          <w:t>14:23</w:t>
-        </w:r>
-      </w:hyperlink>
+      <w:r>
+        <w:rPr>
+          <w:lang w:val="sw_KE" w:bidi="sw_KE"/>
+        </w:rPr>
+        <w:t>14:23</w:t>
+      </w:r>
       <w:r>
         <w:rPr>
           <w:lang w:val="sw_KE" w:bidi="sw_KE"/>
         </w:rPr>
         <w:t xml:space="preserve">; </w:t>
       </w:r>
-      <w:hyperlink r:id="rId34">
-        <w:r>
-          <w:rPr>
-            <w:lang w:val="sw_KE" w:bidi="sw_KE"/>
-          </w:rPr>
-          <w:rPr>
-            <w:color w:val="0000EE"/>
-            <w:u w:val="single"/>
-          </w:rPr>
-          <w:t>15:4–35</w:t>
-        </w:r>
-      </w:hyperlink>
+      <w:r>
+        <w:rPr>
+          <w:lang w:val="sw_KE" w:bidi="sw_KE"/>
+        </w:rPr>
+        <w:t>15:4–35</w:t>
+      </w:r>
       <w:r>
         <w:rPr>
           <w:lang w:val="sw_KE" w:bidi="sw_KE"/>
         </w:rPr>
         <w:t xml:space="preserve">; </w:t>
       </w:r>
-      <w:hyperlink r:id="rId25">
-        <w:r>
-          <w:rPr>
-            <w:lang w:val="sw_KE" w:bidi="sw_KE"/>
-          </w:rPr>
-          <w:rPr>
-            <w:color w:val="0000EE"/>
-            <w:u w:val="single"/>
-          </w:rPr>
-          <w:t>1 Wakorintho 12:28–30</w:t>
-        </w:r>
-      </w:hyperlink>
+      <w:r>
+        <w:rPr>
+          <w:lang w:val="sw_KE" w:bidi="sw_KE"/>
+        </w:rPr>
+        <w:t>1 Wakorintho 12:28–30</w:t>
+      </w:r>
       <w:r>
         <w:rPr>
           <w:lang w:val="sw_KE" w:bidi="sw_KE"/>
         </w:rPr>
         <w:t xml:space="preserve">; </w:t>
       </w:r>
-      <w:hyperlink r:id="rId13">
-        <w:r>
-          <w:rPr>
-            <w:lang w:val="sw_KE" w:bidi="sw_KE"/>
-          </w:rPr>
-          <w:rPr>
-            <w:color w:val="0000EE"/>
-            <w:u w:val="single"/>
-          </w:rPr>
-          <w:t>14:26–33</w:t>
-        </w:r>
-      </w:hyperlink>
+      <w:r>
+        <w:rPr>
+          <w:lang w:val="sw_KE" w:bidi="sw_KE"/>
+        </w:rPr>
+        <w:t>14:26–33</w:t>
+      </w:r>
       <w:r>
         <w:rPr>
           <w:lang w:val="sw_KE" w:bidi="sw_KE"/>
         </w:rPr>
         <w:t xml:space="preserve">; </w:t>
       </w:r>
-      <w:hyperlink r:id="rId26">
-        <w:r>
-          <w:rPr>
-            <w:lang w:val="sw_KE" w:bidi="sw_KE"/>
-          </w:rPr>
-          <w:rPr>
-            <w:color w:val="0000EE"/>
-            <w:u w:val="single"/>
-          </w:rPr>
-          <w:t>Waefeso 4:11–13</w:t>
-        </w:r>
-      </w:hyperlink>
+      <w:r>
+        <w:rPr>
+          <w:lang w:val="sw_KE" w:bidi="sw_KE"/>
+        </w:rPr>
+        <w:t>Waefeso 4:11–13</w:t>
+      </w:r>
       <w:r>
         <w:rPr>
           <w:lang w:val="sw_KE" w:bidi="sw_KE"/>
         </w:rPr>
         <w:t xml:space="preserve">; </w:t>
       </w:r>
-      <w:hyperlink r:id="rId35">
-        <w:r>
-          <w:rPr>
-            <w:lang w:val="sw_KE" w:bidi="sw_KE"/>
-          </w:rPr>
-          <w:rPr>
-            <w:color w:val="0000EE"/>
-            <w:u w:val="single"/>
-          </w:rPr>
-          <w:t>1 Timotheo 3:1–13</w:t>
-        </w:r>
-      </w:hyperlink>
+      <w:r>
+        <w:rPr>
+          <w:lang w:val="sw_KE" w:bidi="sw_KE"/>
+        </w:rPr>
+        <w:t>1 Timotheo 3:1–13</w:t>
+      </w:r>
       <w:r>
         <w:rPr>
           <w:lang w:val="sw_KE" w:bidi="sw_KE"/>
         </w:rPr>
         <w:t xml:space="preserve">; </w:t>
       </w:r>
-      <w:hyperlink r:id="rId28">
-        <w:r>
-          <w:rPr>
-            <w:lang w:val="sw_KE" w:bidi="sw_KE"/>
-          </w:rPr>
-          <w:rPr>
-            <w:color w:val="0000EE"/>
-            <w:u w:val="single"/>
-          </w:rPr>
-          <w:t>4:11–16</w:t>
-        </w:r>
-      </w:hyperlink>
+      <w:r>
+        <w:rPr>
+          <w:lang w:val="sw_KE" w:bidi="sw_KE"/>
+        </w:rPr>
+        <w:t>4:11–16</w:t>
+      </w:r>
       <w:r>
         <w:rPr>
           <w:lang w:val="sw_KE" w:bidi="sw_KE"/>
         </w:rPr>
         <w:t xml:space="preserve">; </w:t>
       </w:r>
-      <w:hyperlink r:id="rId36">
-        <w:r>
-          <w:rPr>
-            <w:lang w:val="sw_KE" w:bidi="sw_KE"/>
-          </w:rPr>
-          <w:rPr>
-            <w:color w:val="0000EE"/>
-            <w:u w:val="single"/>
-          </w:rPr>
-          <w:t>5:17–22</w:t>
-        </w:r>
-      </w:hyperlink>
+      <w:r>
+        <w:rPr>
+          <w:lang w:val="sw_KE" w:bidi="sw_KE"/>
+        </w:rPr>
+        <w:t>5:17–22</w:t>
+      </w:r>
       <w:r>
         <w:rPr>
           <w:lang w:val="sw_KE" w:bidi="sw_KE"/>
         </w:rPr>
         <w:t xml:space="preserve">; </w:t>
       </w:r>
-      <w:hyperlink r:id="rId37">
-        <w:r>
-          <w:rPr>
-            <w:lang w:val="sw_KE" w:bidi="sw_KE"/>
-          </w:rPr>
-          <w:rPr>
-            <w:color w:val="0000EE"/>
-            <w:u w:val="single"/>
-          </w:rPr>
-          <w:t>2 Timotheo 2:2</w:t>
-        </w:r>
-      </w:hyperlink>
+      <w:r>
+        <w:rPr>
+          <w:lang w:val="sw_KE" w:bidi="sw_KE"/>
+        </w:rPr>
+        <w:t>2 Timotheo 2:2</w:t>
+      </w:r>
       <w:r>
         <w:rPr>
           <w:lang w:val="sw_KE" w:bidi="sw_KE"/>
         </w:rPr>
         <w:t xml:space="preserve">, </w:t>
       </w:r>
-      <w:hyperlink r:id="rId31">
-        <w:r>
-          <w:rPr>
-            <w:lang w:val="sw_KE" w:bidi="sw_KE"/>
-          </w:rPr>
-          <w:rPr>
-            <w:color w:val="0000EE"/>
-            <w:u w:val="single"/>
-          </w:rPr>
-          <w:t>25–26</w:t>
-        </w:r>
-      </w:hyperlink>
+      <w:r>
+        <w:rPr>
+          <w:lang w:val="sw_KE" w:bidi="sw_KE"/>
+        </w:rPr>
+        <w:t>25–26</w:t>
+      </w:r>
       <w:r>
         <w:rPr>
           <w:lang w:val="sw_KE" w:bidi="sw_KE"/>
         </w:rPr>
         <w:t xml:space="preserve">; </w:t>
       </w:r>
-      <w:hyperlink r:id="rId38">
-        <w:r>
-          <w:rPr>
-            <w:lang w:val="sw_KE" w:bidi="sw_KE"/>
-          </w:rPr>
-          <w:rPr>
-            <w:color w:val="0000EE"/>
-            <w:u w:val="single"/>
-          </w:rPr>
-          <w:t>Tito 1:5–9</w:t>
-        </w:r>
-      </w:hyperlink>
+      <w:r>
+        <w:rPr>
+          <w:lang w:val="sw_KE" w:bidi="sw_KE"/>
+        </w:rPr>
+        <w:t>Tito 1:5–9</w:t>
+      </w:r>
       <w:r>
         <w:rPr>
           <w:lang w:val="sw_KE" w:bidi="sw_KE"/>
         </w:rPr>
         <w:t xml:space="preserve">; </w:t>
       </w:r>
-      <w:hyperlink r:id="rId32">
-        <w:r>
-          <w:rPr>
-            <w:lang w:val="sw_KE" w:bidi="sw_KE"/>
-          </w:rPr>
-          <w:rPr>
-            <w:color w:val="0000EE"/>
-            <w:u w:val="single"/>
-          </w:rPr>
-          <w:t>2:15</w:t>
-        </w:r>
-      </w:hyperlink>
+      <w:r>
+        <w:rPr>
+          <w:lang w:val="sw_KE" w:bidi="sw_KE"/>
+        </w:rPr>
+        <w:t>2:15</w:t>
+      </w:r>
       <w:r>
         <w:rPr>
           <w:lang w:val="sw_KE" w:bidi="sw_KE"/>
@@ -1034,144 +812,96 @@
         </w:rPr>
         <w:t>Kwanza, Mungu aliagiza na kuongoza vita dhidi ya Wakanaani, si wanadamu. Mungu alikuwa na uhusiano wa kipekee na Israeli (</w:t>
       </w:r>
-      <w:hyperlink r:id="rId39">
-        <w:r>
-          <w:rPr>
-            <w:lang w:val="sw_KE" w:bidi="sw_KE"/>
-          </w:rPr>
-          <w:rPr>
-            <w:color w:val="0000EE"/>
-            <w:u w:val="single"/>
-          </w:rPr>
-          <w:t>Kutoka 19:5–6</w:t>
-        </w:r>
-      </w:hyperlink>
+      <w:r>
+        <w:rPr>
+          <w:lang w:val="sw_KE" w:bidi="sw_KE"/>
+        </w:rPr>
+        <w:t>Kutoka 19:5–6</w:t>
+      </w:r>
       <w:r>
         <w:rPr>
           <w:lang w:val="sw_KE" w:bidi="sw_KE"/>
         </w:rPr>
         <w:t xml:space="preserve">; </w:t>
       </w:r>
-      <w:hyperlink r:id="rId40">
-        <w:r>
-          <w:rPr>
-            <w:lang w:val="sw_KE" w:bidi="sw_KE"/>
-          </w:rPr>
-          <w:rPr>
-            <w:color w:val="0000EE"/>
-            <w:u w:val="single"/>
-          </w:rPr>
-          <w:t>40:34–38</w:t>
-        </w:r>
-      </w:hyperlink>
+      <w:r>
+        <w:rPr>
+          <w:lang w:val="sw_KE" w:bidi="sw_KE"/>
+        </w:rPr>
+        <w:t>40:34–38</w:t>
+      </w:r>
       <w:r>
         <w:rPr>
           <w:lang w:val="sw_KE" w:bidi="sw_KE"/>
         </w:rPr>
         <w:t>). Baada ya Israeli kuvuka Mto wa Yordani, ilidhihirika kwamba Mungu alipigana dhidi ya Wakanaani (</w:t>
       </w:r>
-      <w:hyperlink r:id="rId41">
-        <w:r>
-          <w:rPr>
-            <w:lang w:val="sw_KE" w:bidi="sw_KE"/>
-          </w:rPr>
-          <w:rPr>
-            <w:color w:val="0000EE"/>
-            <w:u w:val="single"/>
-          </w:rPr>
-          <w:t>Yoshua 6</w:t>
-        </w:r>
-      </w:hyperlink>
+      <w:r>
+        <w:rPr>
+          <w:lang w:val="sw_KE" w:bidi="sw_KE"/>
+        </w:rPr>
+        <w:t>Yoshua 6</w:t>
+      </w:r>
       <w:r>
         <w:rPr>
           <w:lang w:val="sw_KE" w:bidi="sw_KE"/>
         </w:rPr>
         <w:t>). Wakati Mungu hakupigana, Israeli walishindwa (</w:t>
       </w:r>
-      <w:hyperlink r:id="rId42">
-        <w:r>
-          <w:rPr>
-            <w:lang w:val="sw_KE" w:bidi="sw_KE"/>
-          </w:rPr>
-          <w:rPr>
-            <w:color w:val="0000EE"/>
-            <w:u w:val="single"/>
-          </w:rPr>
-          <w:t>Yoshua 7</w:t>
-        </w:r>
-      </w:hyperlink>
+      <w:r>
+        <w:rPr>
+          <w:lang w:val="sw_KE" w:bidi="sw_KE"/>
+        </w:rPr>
+        <w:t>Yoshua 7</w:t>
+      </w:r>
       <w:r>
         <w:rPr>
           <w:lang w:val="sw_KE" w:bidi="sw_KE"/>
         </w:rPr>
         <w:t>). Mungu anaelezea maadili kulingana na tabia yake. Kwa Israeli ya kale, hii ilimaanisha kuondoa uovu ili kuweka uwepo wa Mungu (</w:t>
       </w:r>
-      <w:hyperlink r:id="rId43">
-        <w:r>
-          <w:rPr>
-            <w:lang w:val="sw_KE" w:bidi="sw_KE"/>
-          </w:rPr>
-          <w:rPr>
-            <w:color w:val="0000EE"/>
-            <w:u w:val="single"/>
-          </w:rPr>
-          <w:t>Kumbukumbu la Torati 7:1–6</w:t>
-        </w:r>
-      </w:hyperlink>
+      <w:r>
+        <w:rPr>
+          <w:lang w:val="sw_KE" w:bidi="sw_KE"/>
+        </w:rPr>
+        <w:t>Kumbukumbu la Torati 7:1–6</w:t>
+      </w:r>
       <w:r>
         <w:rPr>
           <w:lang w:val="sw_KE" w:bidi="sw_KE"/>
         </w:rPr>
         <w:t xml:space="preserve">; </w:t>
       </w:r>
-      <w:hyperlink r:id="rId44">
-        <w:r>
-          <w:rPr>
-            <w:lang w:val="sw_KE" w:bidi="sw_KE"/>
-          </w:rPr>
-          <w:rPr>
-            <w:color w:val="0000EE"/>
-            <w:u w:val="single"/>
-          </w:rPr>
-          <w:t>Kumbukumbu la Torati 20:16–18</w:t>
-        </w:r>
-      </w:hyperlink>
+      <w:r>
+        <w:rPr>
+          <w:lang w:val="sw_KE" w:bidi="sw_KE"/>
+        </w:rPr>
+        <w:t>Kumbukumbu la Torati 20:16–18</w:t>
+      </w:r>
       <w:r>
         <w:rPr>
           <w:lang w:val="sw_KE" w:bidi="sw_KE"/>
         </w:rPr>
         <w:t xml:space="preserve">; tazama pia </w:t>
       </w:r>
-      <w:hyperlink r:id="rId45">
-        <w:r>
-          <w:rPr>
-            <w:lang w:val="sw_KE" w:bidi="sw_KE"/>
-          </w:rPr>
-          <w:rPr>
-            <w:color w:val="0000EE"/>
-            <w:u w:val="single"/>
-          </w:rPr>
-          <w:t>Hesabu 25</w:t>
-        </w:r>
-      </w:hyperlink>
+      <w:r>
+        <w:rPr>
+          <w:lang w:val="sw_KE" w:bidi="sw_KE"/>
+        </w:rPr>
+        <w:t>Hesabu 25</w:t>
+      </w:r>
       <w:r>
         <w:rPr>
           <w:lang w:val="sw_KE" w:bidi="sw_KE"/>
         </w:rPr>
         <w:t xml:space="preserve">; </w:t>
       </w:r>
-      <w:hyperlink r:id="rId46">
-        <w:r>
-          <w:rPr>
-            <w:lang w:val="sw_KE" w:bidi="sw_KE"/>
-          </w:rPr>
-          <w:rPr>
-            <w:color w:val="0000EE"/>
-            <w:u w:val="single"/>
-          </w:rPr>
-          <w:t>Waamuzi 2:1–15</w:t>
-        </w:r>
-      </w:hyperlink>
+      <w:r>
+        <w:rPr>
+          <w:lang w:val="sw_KE" w:bidi="sw_KE"/>
+        </w:rPr>
+        <w:t>Waamuzi 2:1–15</w:t>
+      </w:r>
       <w:r>
         <w:rPr>
           <w:lang w:val="sw_KE" w:bidi="sw_KE"/>
@@ -1192,36 +922,24 @@
         </w:rPr>
         <w:t xml:space="preserve">Pili, watu wa Kanaani walikuwa wamegeuka dhidi ya Mungu na kuwa waovu sana (tazama, kwa mfano, </w:t>
       </w:r>
-      <w:hyperlink r:id="rId47">
-        <w:r>
-          <w:rPr>
-            <w:lang w:val="sw_KE" w:bidi="sw_KE"/>
-          </w:rPr>
-          <w:rPr>
-            <w:color w:val="0000EE"/>
-            <w:u w:val="single"/>
-          </w:rPr>
-          <w:t>Mwanzo 34:1–2</w:t>
-        </w:r>
-      </w:hyperlink>
+      <w:r>
+        <w:rPr>
+          <w:lang w:val="sw_KE" w:bidi="sw_KE"/>
+        </w:rPr>
+        <w:t>Mwanzo 34:1–2</w:t>
+      </w:r>
       <w:r>
         <w:rPr>
           <w:lang w:val="sw_KE" w:bidi="sw_KE"/>
         </w:rPr>
         <w:t>). Wakati wa baba wa ukoo Abrahamu, Mungu alisema kwamba dhambi za Wakanaani hazikuwa nyingi vya kutosha kuhalalisha maangamizi yao (</w:t>
       </w:r>
-      <w:hyperlink r:id="rId48">
-        <w:r>
-          <w:rPr>
-            <w:lang w:val="sw_KE" w:bidi="sw_KE"/>
-          </w:rPr>
-          <w:rPr>
-            <w:color w:val="0000EE"/>
-            <w:u w:val="single"/>
-          </w:rPr>
-          <w:t>Mwanzo 15:16</w:t>
-        </w:r>
-      </w:hyperlink>
+      <w:r>
+        <w:rPr>
+          <w:lang w:val="sw_KE" w:bidi="sw_KE"/>
+        </w:rPr>
+        <w:t>Mwanzo 15:16</w:t>
+      </w:r>
       <w:r>
         <w:rPr>
           <w:lang w:val="sw_KE" w:bidi="sw_KE"/>
@@ -1242,36 +960,24 @@
         </w:rPr>
         <w:t xml:space="preserve">Walikuwa wakifanya uhalifu mbaya dhidi ya Mungu na wanadamu. Hii ilijumuisha ibada ya sanamu, kutoa watoto kafara, uzinzi, ndoa ya ndugu, mauaji, na ukandamizaji (tazama </w:t>
       </w:r>
-      <w:hyperlink r:id="rId49">
-        <w:r>
-          <w:rPr>
-            <w:lang w:val="sw_KE" w:bidi="sw_KE"/>
-          </w:rPr>
-          <w:rPr>
-            <w:color w:val="0000EE"/>
-            <w:u w:val="single"/>
-          </w:rPr>
-          <w:t>Mambo ya Walawi 18</w:t>
-        </w:r>
-      </w:hyperlink>
+      <w:r>
+        <w:rPr>
+          <w:lang w:val="sw_KE" w:bidi="sw_KE"/>
+        </w:rPr>
+        <w:t>Mambo ya Walawi 18</w:t>
+      </w:r>
       <w:r>
         <w:rPr>
           <w:lang w:val="sw_KE" w:bidi="sw_KE"/>
         </w:rPr>
         <w:t>). Dhambi hizi zilinajisi kabisa nchi na watu wake, zikiwafanya kuwa wachafu kiroho (</w:t>
       </w:r>
-      <w:hyperlink r:id="rId50">
-        <w:r>
-          <w:rPr>
-            <w:lang w:val="sw_KE" w:bidi="sw_KE"/>
-          </w:rPr>
-          <w:rPr>
-            <w:color w:val="0000EE"/>
-            <w:u w:val="single"/>
-          </w:rPr>
-          <w:t>Mambo ya Walawi 18:24–25</w:t>
-        </w:r>
-      </w:hyperlink>
+      <w:r>
+        <w:rPr>
+          <w:lang w:val="sw_KE" w:bidi="sw_KE"/>
+        </w:rPr>
+        <w:t>Mambo ya Walawi 18:24–25</w:t>
+      </w:r>
       <w:r>
         <w:rPr>
           <w:lang w:val="sw_KE" w:bidi="sw_KE"/>
@@ -1319,36 +1025,24 @@
         </w:rPr>
         <w:t>Yesu alisema wazi, "Heri wapatanishi" (</w:t>
       </w:r>
-      <w:hyperlink r:id="rId51">
-        <w:r>
-          <w:rPr>
-            <w:lang w:val="sw_KE" w:bidi="sw_KE"/>
-          </w:rPr>
-          <w:rPr>
-            <w:color w:val="0000EE"/>
-            <w:u w:val="single"/>
-          </w:rPr>
-          <w:t>Mathayo 5:9</w:t>
-        </w:r>
-      </w:hyperlink>
+      <w:r>
+        <w:rPr>
+          <w:lang w:val="sw_KE" w:bidi="sw_KE"/>
+        </w:rPr>
+        <w:t>Mathayo 5:9</w:t>
+      </w:r>
       <w:r>
         <w:rPr>
           <w:lang w:val="sw_KE" w:bidi="sw_KE"/>
         </w:rPr>
         <w:t>). Pia alisema, "wote wanaotumia upanga wataangamia kwa upanga" (</w:t>
       </w:r>
-      <w:hyperlink r:id="rId52">
-        <w:r>
-          <w:rPr>
-            <w:lang w:val="sw_KE" w:bidi="sw_KE"/>
-          </w:rPr>
-          <w:rPr>
-            <w:color w:val="0000EE"/>
-            <w:u w:val="single"/>
-          </w:rPr>
-          <w:t>Mathayo 26:52</w:t>
-        </w:r>
-      </w:hyperlink>
+      <w:r>
+        <w:rPr>
+          <w:lang w:val="sw_KE" w:bidi="sw_KE"/>
+        </w:rPr>
+        <w:t>Mathayo 26:52</w:t>
+      </w:r>
       <w:r>
         <w:rPr>
           <w:lang w:val="sw_KE" w:bidi="sw_KE"/>
@@ -1369,54 +1063,36 @@
         </w:rPr>
         <w:t>Mungu ameweka haki ya hukumu kwa ajili yake mwenyewe (</w:t>
       </w:r>
-      <w:hyperlink r:id="rId53">
-        <w:r>
-          <w:rPr>
-            <w:lang w:val="sw_KE" w:bidi="sw_KE"/>
-          </w:rPr>
-          <w:rPr>
-            <w:color w:val="0000EE"/>
-            <w:u w:val="single"/>
-          </w:rPr>
-          <w:t>Warumi 12:19</w:t>
-        </w:r>
-      </w:hyperlink>
+      <w:r>
+        <w:rPr>
+          <w:lang w:val="sw_KE" w:bidi="sw_KE"/>
+        </w:rPr>
+        <w:t>Warumi 12:19</w:t>
+      </w:r>
       <w:r>
         <w:rPr>
           <w:lang w:val="sw_KE" w:bidi="sw_KE"/>
         </w:rPr>
         <w:t xml:space="preserve">). Katika hukumu ya mwisho, ataonyesha hasira yake takatifu na haki kwa matendo yote mabaya na ya dhambi ya wanadamu (tazama </w:t>
       </w:r>
-      <w:hyperlink r:id="rId54">
-        <w:r>
-          <w:rPr>
-            <w:lang w:val="sw_KE" w:bidi="sw_KE"/>
-          </w:rPr>
-          <w:rPr>
-            <w:color w:val="0000EE"/>
-            <w:u w:val="single"/>
-          </w:rPr>
-          <w:t>Ufunuo 19:11–21</w:t>
-        </w:r>
-      </w:hyperlink>
+      <w:r>
+        <w:rPr>
+          <w:lang w:val="sw_KE" w:bidi="sw_KE"/>
+        </w:rPr>
+        <w:t>Ufunuo 19:11–21</w:t>
+      </w:r>
       <w:r>
         <w:rPr>
           <w:lang w:val="sw_KE" w:bidi="sw_KE"/>
         </w:rPr>
         <w:t xml:space="preserve">; </w:t>
       </w:r>
-      <w:hyperlink r:id="rId55">
-        <w:r>
-          <w:rPr>
-            <w:lang w:val="sw_KE" w:bidi="sw_KE"/>
-          </w:rPr>
-          <w:rPr>
-            <w:color w:val="0000EE"/>
-            <w:u w:val="single"/>
-          </w:rPr>
-          <w:t>20:7–10</w:t>
-        </w:r>
-      </w:hyperlink>
+      <w:r>
+        <w:rPr>
+          <w:lang w:val="sw_KE" w:bidi="sw_KE"/>
+        </w:rPr>
+        <w:t>20:7–10</w:t>
+      </w:r>
       <w:r>
         <w:rPr>
           <w:lang w:val="sw_KE" w:bidi="sw_KE"/>
@@ -1446,360 +1122,240 @@
           <w:lang w:val="sw_KE" w:bidi="sw_KE"/>
         </w:rPr>
       </w:r>
-      <w:hyperlink r:id="rId56">
-        <w:r>
-          <w:rPr>
-            <w:lang w:val="sw_KE" w:bidi="sw_KE"/>
-          </w:rPr>
-          <w:rPr>
-            <w:color w:val="0000EE"/>
-            <w:u w:val="single"/>
-          </w:rPr>
-          <w:t>Mwanzo 12:1</w:t>
-        </w:r>
-      </w:hyperlink>
+      <w:r>
+        <w:rPr>
+          <w:lang w:val="sw_KE" w:bidi="sw_KE"/>
+        </w:rPr>
+        <w:t>Mwanzo 12:1</w:t>
+      </w:r>
       <w:r>
         <w:rPr>
           <w:lang w:val="sw_KE" w:bidi="sw_KE"/>
         </w:rPr>
         <w:t xml:space="preserve">; </w:t>
       </w:r>
-      <w:hyperlink r:id="rId57">
-        <w:r>
-          <w:rPr>
-            <w:lang w:val="sw_KE" w:bidi="sw_KE"/>
-          </w:rPr>
-          <w:rPr>
-            <w:color w:val="0000EE"/>
-            <w:u w:val="single"/>
-          </w:rPr>
-          <w:t>13:14–17</w:t>
-        </w:r>
-      </w:hyperlink>
+      <w:r>
+        <w:rPr>
+          <w:lang w:val="sw_KE" w:bidi="sw_KE"/>
+        </w:rPr>
+        <w:t>13:14–17</w:t>
+      </w:r>
       <w:r>
         <w:rPr>
           <w:lang w:val="sw_KE" w:bidi="sw_KE"/>
         </w:rPr>
         <w:t xml:space="preserve">; </w:t>
       </w:r>
-      <w:hyperlink r:id="rId48">
-        <w:r>
-          <w:rPr>
-            <w:lang w:val="sw_KE" w:bidi="sw_KE"/>
-          </w:rPr>
-          <w:rPr>
-            <w:color w:val="0000EE"/>
-            <w:u w:val="single"/>
-          </w:rPr>
-          <w:t>15:16</w:t>
-        </w:r>
-      </w:hyperlink>
+      <w:r>
+        <w:rPr>
+          <w:lang w:val="sw_KE" w:bidi="sw_KE"/>
+        </w:rPr>
+        <w:t>15:16</w:t>
+      </w:r>
       <w:r>
         <w:rPr>
           <w:lang w:val="sw_KE" w:bidi="sw_KE"/>
         </w:rPr>
         <w:t xml:space="preserve">, </w:t>
       </w:r>
-      <w:hyperlink r:id="rId58">
-        <w:r>
-          <w:rPr>
-            <w:lang w:val="sw_KE" w:bidi="sw_KE"/>
-          </w:rPr>
-          <w:rPr>
-            <w:color w:val="0000EE"/>
-            <w:u w:val="single"/>
-          </w:rPr>
-          <w:t>18–21</w:t>
-        </w:r>
-      </w:hyperlink>
+      <w:r>
+        <w:rPr>
+          <w:lang w:val="sw_KE" w:bidi="sw_KE"/>
+        </w:rPr>
+        <w:t>18–21</w:t>
+      </w:r>
       <w:r>
         <w:rPr>
           <w:lang w:val="sw_KE" w:bidi="sw_KE"/>
         </w:rPr>
         <w:t xml:space="preserve">; </w:t>
       </w:r>
-      <w:hyperlink r:id="rId59">
-        <w:r>
-          <w:rPr>
-            <w:lang w:val="sw_KE" w:bidi="sw_KE"/>
-          </w:rPr>
-          <w:rPr>
-            <w:color w:val="0000EE"/>
-            <w:u w:val="single"/>
-          </w:rPr>
-          <w:t>Kumbukumbu la Torati 1:30</w:t>
-        </w:r>
-      </w:hyperlink>
+      <w:r>
+        <w:rPr>
+          <w:lang w:val="sw_KE" w:bidi="sw_KE"/>
+        </w:rPr>
+        <w:t>Kumbukumbu la Torati 1:30</w:t>
+      </w:r>
       <w:r>
         <w:rPr>
           <w:lang w:val="sw_KE" w:bidi="sw_KE"/>
         </w:rPr>
         <w:t xml:space="preserve">; </w:t>
       </w:r>
-      <w:hyperlink r:id="rId43">
-        <w:r>
-          <w:rPr>
-            <w:lang w:val="sw_KE" w:bidi="sw_KE"/>
-          </w:rPr>
-          <w:rPr>
-            <w:color w:val="0000EE"/>
-            <w:u w:val="single"/>
-          </w:rPr>
-          <w:t>Kumbukumbu la Torati 7:1–6</w:t>
-        </w:r>
-      </w:hyperlink>
+      <w:r>
+        <w:rPr>
+          <w:lang w:val="sw_KE" w:bidi="sw_KE"/>
+        </w:rPr>
+        <w:t>Kumbukumbu la Torati 7:1–6</w:t>
+      </w:r>
       <w:r>
         <w:rPr>
           <w:lang w:val="sw_KE" w:bidi="sw_KE"/>
         </w:rPr>
         <w:t xml:space="preserve">, </w:t>
       </w:r>
-      <w:hyperlink r:id="rId60">
-        <w:r>
-          <w:rPr>
-            <w:lang w:val="sw_KE" w:bidi="sw_KE"/>
-          </w:rPr>
-          <w:rPr>
-            <w:color w:val="0000EE"/>
-            <w:u w:val="single"/>
-          </w:rPr>
-          <w:t>16–26</w:t>
-        </w:r>
-      </w:hyperlink>
+      <w:r>
+        <w:rPr>
+          <w:lang w:val="sw_KE" w:bidi="sw_KE"/>
+        </w:rPr>
+        <w:t>16–26</w:t>
+      </w:r>
       <w:r>
         <w:rPr>
           <w:lang w:val="sw_KE" w:bidi="sw_KE"/>
         </w:rPr>
         <w:t xml:space="preserve">; </w:t>
       </w:r>
-      <w:hyperlink r:id="rId61">
-        <w:r>
-          <w:rPr>
-            <w:lang w:val="sw_KE" w:bidi="sw_KE"/>
-          </w:rPr>
-          <w:rPr>
-            <w:color w:val="0000EE"/>
-            <w:u w:val="single"/>
-          </w:rPr>
-          <w:t>20:1–4</w:t>
-        </w:r>
-      </w:hyperlink>
+      <w:r>
+        <w:rPr>
+          <w:lang w:val="sw_KE" w:bidi="sw_KE"/>
+        </w:rPr>
+        <w:t>20:1–4</w:t>
+      </w:r>
       <w:r>
         <w:rPr>
           <w:lang w:val="sw_KE" w:bidi="sw_KE"/>
         </w:rPr>
         <w:t xml:space="preserve">, </w:t>
       </w:r>
-      <w:hyperlink r:id="rId62">
-        <w:r>
-          <w:rPr>
-            <w:lang w:val="sw_KE" w:bidi="sw_KE"/>
-          </w:rPr>
-          <w:rPr>
-            <w:color w:val="0000EE"/>
-            <w:u w:val="single"/>
-          </w:rPr>
-          <w:t>10–18</w:t>
-        </w:r>
-      </w:hyperlink>
+      <w:r>
+        <w:rPr>
+          <w:lang w:val="sw_KE" w:bidi="sw_KE"/>
+        </w:rPr>
+        <w:t>10–18</w:t>
+      </w:r>
       <w:r>
         <w:rPr>
           <w:lang w:val="sw_KE" w:bidi="sw_KE"/>
         </w:rPr>
         <w:t xml:space="preserve">; </w:t>
       </w:r>
-      <w:hyperlink r:id="rId63">
-        <w:r>
-          <w:rPr>
-            <w:lang w:val="sw_KE" w:bidi="sw_KE"/>
-          </w:rPr>
-          <w:rPr>
-            <w:color w:val="0000EE"/>
-            <w:u w:val="single"/>
-          </w:rPr>
-          <w:t>32:8–9</w:t>
-        </w:r>
-      </w:hyperlink>
+      <w:r>
+        <w:rPr>
+          <w:lang w:val="sw_KE" w:bidi="sw_KE"/>
+        </w:rPr>
+        <w:t>32:8–9</w:t>
+      </w:r>
       <w:r>
         <w:rPr>
           <w:lang w:val="sw_KE" w:bidi="sw_KE"/>
         </w:rPr>
         <w:t xml:space="preserve">; </w:t>
       </w:r>
-      <w:hyperlink r:id="rId64">
-        <w:r>
-          <w:rPr>
-            <w:lang w:val="sw_KE" w:bidi="sw_KE"/>
-          </w:rPr>
-          <w:rPr>
-            <w:color w:val="0000EE"/>
-            <w:u w:val="single"/>
-          </w:rPr>
-          <w:t>Waamuzi 3:27–30</w:t>
-        </w:r>
-      </w:hyperlink>
+      <w:r>
+        <w:rPr>
+          <w:lang w:val="sw_KE" w:bidi="sw_KE"/>
+        </w:rPr>
+        <w:t>Waamuzi 3:27–30</w:t>
+      </w:r>
       <w:r>
         <w:rPr>
           <w:lang w:val="sw_KE" w:bidi="sw_KE"/>
         </w:rPr>
         <w:t xml:space="preserve">; </w:t>
       </w:r>
-      <w:hyperlink r:id="rId65">
-        <w:r>
-          <w:rPr>
-            <w:lang w:val="sw_KE" w:bidi="sw_KE"/>
-          </w:rPr>
-          <w:rPr>
-            <w:color w:val="0000EE"/>
-            <w:u w:val="single"/>
-          </w:rPr>
-          <w:t>1 Samweli 7:7–11</w:t>
-        </w:r>
-      </w:hyperlink>
+      <w:r>
+        <w:rPr>
+          <w:lang w:val="sw_KE" w:bidi="sw_KE"/>
+        </w:rPr>
+        <w:t>1 Samweli 7:7–11</w:t>
+      </w:r>
       <w:r>
         <w:rPr>
           <w:lang w:val="sw_KE" w:bidi="sw_KE"/>
         </w:rPr>
         <w:t xml:space="preserve">; </w:t>
       </w:r>
-      <w:hyperlink r:id="rId66">
-        <w:r>
-          <w:rPr>
-            <w:lang w:val="sw_KE" w:bidi="sw_KE"/>
-          </w:rPr>
-          <w:rPr>
-            <w:color w:val="0000EE"/>
-            <w:u w:val="single"/>
-          </w:rPr>
-          <w:t>2 Mambo ya Nyakati 13:12–19</w:t>
-        </w:r>
-      </w:hyperlink>
+      <w:r>
+        <w:rPr>
+          <w:lang w:val="sw_KE" w:bidi="sw_KE"/>
+        </w:rPr>
+        <w:t>2 Mambo ya Nyakati 13:12–19</w:t>
+      </w:r>
       <w:r>
         <w:rPr>
           <w:lang w:val="sw_KE" w:bidi="sw_KE"/>
         </w:rPr>
         <w:t xml:space="preserve">; </w:t>
       </w:r>
-      <w:hyperlink r:id="rId67">
-        <w:r>
-          <w:rPr>
-            <w:lang w:val="sw_KE" w:bidi="sw_KE"/>
-          </w:rPr>
-          <w:rPr>
-            <w:color w:val="0000EE"/>
-            <w:u w:val="single"/>
-          </w:rPr>
-          <w:t>20:20–24</w:t>
-        </w:r>
-      </w:hyperlink>
+      <w:r>
+        <w:rPr>
+          <w:lang w:val="sw_KE" w:bidi="sw_KE"/>
+        </w:rPr>
+        <w:t>20:20–24</w:t>
+      </w:r>
       <w:r>
         <w:rPr>
           <w:lang w:val="sw_KE" w:bidi="sw_KE"/>
         </w:rPr>
         <w:t xml:space="preserve">; </w:t>
       </w:r>
-      <w:hyperlink r:id="rId68">
-        <w:r>
-          <w:rPr>
-            <w:lang w:val="sw_KE" w:bidi="sw_KE"/>
-          </w:rPr>
-          <w:rPr>
-            <w:color w:val="0000EE"/>
-            <w:u w:val="single"/>
-          </w:rPr>
-          <w:t>Isaya 13:1–5</w:t>
-        </w:r>
-      </w:hyperlink>
+      <w:r>
+        <w:rPr>
+          <w:lang w:val="sw_KE" w:bidi="sw_KE"/>
+        </w:rPr>
+        <w:t>Isaya 13:1–5</w:t>
+      </w:r>
       <w:r>
         <w:rPr>
           <w:lang w:val="sw_KE" w:bidi="sw_KE"/>
         </w:rPr>
         <w:t xml:space="preserve">; </w:t>
       </w:r>
-      <w:hyperlink r:id="rId69">
-        <w:r>
-          <w:rPr>
-            <w:lang w:val="sw_KE" w:bidi="sw_KE"/>
-          </w:rPr>
-          <w:rPr>
-            <w:color w:val="0000EE"/>
-            <w:u w:val="single"/>
-          </w:rPr>
-          <w:t>Yoeli 3:1–16</w:t>
-        </w:r>
-      </w:hyperlink>
+      <w:r>
+        <w:rPr>
+          <w:lang w:val="sw_KE" w:bidi="sw_KE"/>
+        </w:rPr>
+        <w:t>Yoeli 3:1–16</w:t>
+      </w:r>
       <w:r>
         <w:rPr>
           <w:lang w:val="sw_KE" w:bidi="sw_KE"/>
         </w:rPr>
         <w:t xml:space="preserve">; </w:t>
       </w:r>
-      <w:hyperlink r:id="rId51">
-        <w:r>
-          <w:rPr>
-            <w:lang w:val="sw_KE" w:bidi="sw_KE"/>
-          </w:rPr>
-          <w:rPr>
-            <w:color w:val="0000EE"/>
-            <w:u w:val="single"/>
-          </w:rPr>
-          <w:t>Mathayo 5:9</w:t>
-        </w:r>
-      </w:hyperlink>
+      <w:r>
+        <w:rPr>
+          <w:lang w:val="sw_KE" w:bidi="sw_KE"/>
+        </w:rPr>
+        <w:t>Mathayo 5:9</w:t>
+      </w:r>
       <w:r>
         <w:rPr>
           <w:lang w:val="sw_KE" w:bidi="sw_KE"/>
         </w:rPr>
         <w:t xml:space="preserve">; </w:t>
       </w:r>
-      <w:hyperlink r:id="rId70">
-        <w:r>
-          <w:rPr>
-            <w:lang w:val="sw_KE" w:bidi="sw_KE"/>
-          </w:rPr>
-          <w:rPr>
-            <w:color w:val="0000EE"/>
-            <w:u w:val="single"/>
-          </w:rPr>
-          <w:t>26:50–54</w:t>
-        </w:r>
-      </w:hyperlink>
+      <w:r>
+        <w:rPr>
+          <w:lang w:val="sw_KE" w:bidi="sw_KE"/>
+        </w:rPr>
+        <w:t>26:50–54</w:t>
+      </w:r>
       <w:r>
         <w:rPr>
           <w:lang w:val="sw_KE" w:bidi="sw_KE"/>
         </w:rPr>
         <w:t xml:space="preserve">; </w:t>
       </w:r>
-      <w:hyperlink r:id="rId54">
-        <w:r>
-          <w:rPr>
-            <w:lang w:val="sw_KE" w:bidi="sw_KE"/>
-          </w:rPr>
-          <w:rPr>
-            <w:color w:val="0000EE"/>
-            <w:u w:val="single"/>
-          </w:rPr>
-          <w:t>Ufunuo 19:11–21</w:t>
-        </w:r>
-      </w:hyperlink>
+      <w:r>
+        <w:rPr>
+          <w:lang w:val="sw_KE" w:bidi="sw_KE"/>
+        </w:rPr>
+        <w:t>Ufunuo 19:11–21</w:t>
+      </w:r>
       <w:r>
         <w:rPr>
           <w:lang w:val="sw_KE" w:bidi="sw_KE"/>
         </w:rPr>
         <w:t xml:space="preserve">; </w:t>
       </w:r>
-      <w:hyperlink r:id="rId71">
-        <w:r>
-          <w:rPr>
-            <w:lang w:val="sw_KE" w:bidi="sw_KE"/>
-          </w:rPr>
-          <w:rPr>
-            <w:color w:val="0000EE"/>
-            <w:u w:val="single"/>
-          </w:rPr>
-          <w:t>20:7–15</w:t>
-        </w:r>
-      </w:hyperlink>
+      <w:r>
+        <w:rPr>
+          <w:lang w:val="sw_KE" w:bidi="sw_KE"/>
+        </w:rPr>
+        <w:t>20:7–15</w:t>
+      </w:r>
       <w:r>
         <w:rPr>
           <w:lang w:val="sw_KE" w:bidi="sw_KE"/>
